--- a/datasets/Regresiones_contexto.docx
+++ b/datasets/Regresiones_contexto.docx
@@ -449,7 +449,25 @@
         <w:t>XXX</w:t>
       </w:r>
       <w:r>
-        <w:t xml:space="preserve"> significa que, por cada aumento de 1 ng/mL en el nivel de Vitamina D, la densidad mineral ósea (T-score) aumenta en promedio 0.08 puntos. Esto confirma la importancia de la Vitamina D para la salud ósea en la población general."</w:t>
+        <w:t xml:space="preserve"> significa que, por cada aumento de </w:t>
+      </w:r>
+      <w:r>
+        <w:rPr>
+          <w:lang w:val="es-ES"/>
+        </w:rPr>
+        <w:t xml:space="preserve">x </w:t>
+      </w:r>
+      <w:r>
+        <w:t xml:space="preserve">ng/mL en el nivel de Vitamina D, la densidad mineral ósea (T-score) aumenta en promedio </w:t>
+      </w:r>
+      <w:r>
+        <w:rPr>
+          <w:lang w:val="en-US"/>
+        </w:rPr>
+        <w:t xml:space="preserve">x </w:t>
+      </w:r>
+      <w:r>
+        <w:t>puntos. Esto confirma la importancia de la Vitamina D para la salud ósea en la población general."</w:t>
       </w:r>
     </w:p>
     <w:p>
